--- a/cpf-docs/guides/90_BZA매뉴얼.docx
+++ b/cpf-docs/guides/90_BZA매뉴얼.docx
@@ -1437,6 +1437,14 @@
     </w:p>
     <w:p>
       <w:pPr>
+        <w:pStyle w:val="BodyText"/>
+      </w:pPr>
+      <w:r>
+        <w:t xml:space="preserve">29. 현재 제품 검증 상태와 R6J 사용 경계 </w:t>
+      </w:r>
+    </w:p>
+    <w:p>
+      <w:pPr>
         <w:pStyle w:val="Heading1"/>
         <w:keepNext/>
         <w:bidi w:val="0"/>
@@ -1475,196 +1483,166 @@
         <w:rPr>
           <w:rFonts w:ascii="Noto Sans CJK KR" w:hAnsi="Noto Sans CJK KR" w:eastAsia="Noto Sans CJK KR"/>
         </w:rPr>
-        <w:t xml:space="preserve">기준 </w:t>
-      </w:r>
-      <w:r>
-        <w:rPr>
-          <w:rFonts w:ascii="Noto Sans CJK KR" w:hAnsi="Noto Sans CJK KR" w:eastAsia="Noto Sans CJK KR"/>
-        </w:rPr>
-        <w:t xml:space="preserve">Repository: </w:t>
+        <w:t>기준 Repository: https://github.com/freeangelsun/202412_01_CPF 기준 Branch: master 문서 콘텐츠 기준 Commit: cd5baccb02245a980e5998aa0dc9bac579fc019f (07_04) 기준일: 2026-08-08 Asia/Seoul 기준 Commit: 현재 master 구현 기준 문서. Product Surface·Starter·Tool·EDU 식별자는 아래 기준 Commit의 Source 정본과 대조한다.</w:t>
+      </w:r>
+      <w:r>
+        <w:rPr>
+          <w:rFonts w:ascii="Noto Sans CJK KR" w:hAnsi="Noto Sans CJK KR" w:eastAsia="Noto Sans CJK KR"/>
+        </w:rPr>
       </w:r>
       <w:r>
         <w:rPr>
           <w:rStyle w:val="SourceText"/>
           <w:rFonts w:ascii="Noto Sans CJK KR" w:hAnsi="Noto Sans CJK KR" w:eastAsia="Noto Sans CJK KR"/>
         </w:rPr>
-        <w:t>https://github.com/freeangelsun/202412_01_CPF</w:t>
-      </w:r>
-      <w:r>
-        <w:rPr>
-          <w:rFonts w:ascii="Noto Sans CJK KR" w:hAnsi="Noto Sans CJK KR" w:eastAsia="Noto Sans CJK KR"/>
-        </w:rPr>
-        <w:t xml:space="preserve"> </w:t>
-      </w:r>
-      <w:r>
-        <w:rPr>
-          <w:rFonts w:ascii="Noto Sans CJK KR" w:hAnsi="Noto Sans CJK KR" w:eastAsia="Noto Sans CJK KR"/>
-        </w:rPr>
-        <w:t xml:space="preserve">기준 </w:t>
-      </w:r>
-      <w:r>
-        <w:rPr>
-          <w:rFonts w:ascii="Noto Sans CJK KR" w:hAnsi="Noto Sans CJK KR" w:eastAsia="Noto Sans CJK KR"/>
-        </w:rPr>
-        <w:t xml:space="preserve">Branch: </w:t>
+      </w:r>
+      <w:r>
+        <w:rPr>
+          <w:rFonts w:ascii="Noto Sans CJK KR" w:hAnsi="Noto Sans CJK KR" w:eastAsia="Noto Sans CJK KR"/>
+        </w:rPr>
+      </w:r>
+      <w:r>
+        <w:rPr>
+          <w:rFonts w:ascii="Noto Sans CJK KR" w:hAnsi="Noto Sans CJK KR" w:eastAsia="Noto Sans CJK KR"/>
+        </w:rPr>
+      </w:r>
+      <w:r>
+        <w:rPr>
+          <w:rFonts w:ascii="Noto Sans CJK KR" w:hAnsi="Noto Sans CJK KR" w:eastAsia="Noto Sans CJK KR"/>
+        </w:rPr>
       </w:r>
       <w:r>
         <w:rPr>
           <w:rStyle w:val="SourceText"/>
           <w:rFonts w:ascii="Noto Sans CJK KR" w:hAnsi="Noto Sans CJK KR" w:eastAsia="Noto Sans CJK KR"/>
         </w:rPr>
-        <w:t>master</w:t>
-      </w:r>
-      <w:r>
-        <w:rPr>
-          <w:rFonts w:ascii="Noto Sans CJK KR" w:hAnsi="Noto Sans CJK KR" w:eastAsia="Noto Sans CJK KR"/>
-        </w:rPr>
-        <w:t xml:space="preserve"> </w:t>
-      </w:r>
-      <w:r>
-        <w:rPr>
-          <w:rFonts w:ascii="Noto Sans CJK KR" w:hAnsi="Noto Sans CJK KR" w:eastAsia="Noto Sans CJK KR"/>
-        </w:rPr>
-        <w:t xml:space="preserve">문서 콘텐츠 기준 </w:t>
-      </w:r>
-      <w:r>
-        <w:rPr>
-          <w:rFonts w:ascii="Noto Sans CJK KR" w:hAnsi="Noto Sans CJK KR" w:eastAsia="Noto Sans CJK KR"/>
-        </w:rPr>
-        <w:t xml:space="preserve">Commit: </w:t>
+      </w:r>
+      <w:r>
+        <w:rPr>
+          <w:rFonts w:ascii="Noto Sans CJK KR" w:hAnsi="Noto Sans CJK KR" w:eastAsia="Noto Sans CJK KR"/>
+        </w:rPr>
+      </w:r>
+      <w:r>
+        <w:rPr>
+          <w:rFonts w:ascii="Noto Sans CJK KR" w:hAnsi="Noto Sans CJK KR" w:eastAsia="Noto Sans CJK KR"/>
+        </w:rPr>
+      </w:r>
+      <w:r>
+        <w:rPr>
+          <w:rFonts w:ascii="Noto Sans CJK KR" w:hAnsi="Noto Sans CJK KR" w:eastAsia="Noto Sans CJK KR"/>
+        </w:rPr>
       </w:r>
       <w:r>
         <w:rPr>
           <w:rStyle w:val="SourceText"/>
           <w:rFonts w:ascii="Noto Sans CJK KR" w:hAnsi="Noto Sans CJK KR" w:eastAsia="Noto Sans CJK KR"/>
         </w:rPr>
-        <w:t>3ed676061246c9db3e44f29e254c0393ecca3929</w:t>
-      </w:r>
-      <w:r>
-        <w:rPr>
-          <w:rFonts w:ascii="Noto Sans CJK KR" w:hAnsi="Noto Sans CJK KR" w:eastAsia="Noto Sans CJK KR"/>
-        </w:rPr>
-        <w:t xml:space="preserve"> (</w:t>
+      </w:r>
+      <w:r>
+        <w:rPr>
+          <w:rFonts w:ascii="Noto Sans CJK KR" w:hAnsi="Noto Sans CJK KR" w:eastAsia="Noto Sans CJK KR"/>
+        </w:rPr>
       </w:r>
       <w:r>
         <w:rPr>
           <w:rStyle w:val="SourceText"/>
           <w:rFonts w:ascii="Noto Sans CJK KR" w:hAnsi="Noto Sans CJK KR" w:eastAsia="Noto Sans CJK KR"/>
         </w:rPr>
-        <w:t>07_02</w:t>
-      </w:r>
-      <w:r>
-        <w:rPr>
-          <w:rFonts w:ascii="Noto Sans CJK KR" w:hAnsi="Noto Sans CJK KR" w:eastAsia="Noto Sans CJK KR"/>
-        </w:rPr>
-        <w:t xml:space="preserve">) </w:t>
-      </w:r>
-      <w:r>
-        <w:rPr>
-          <w:rFonts w:ascii="Noto Sans CJK KR" w:hAnsi="Noto Sans CJK KR" w:eastAsia="Noto Sans CJK KR"/>
-        </w:rPr>
-        <w:t>기준일</w:t>
-      </w:r>
-      <w:r>
-        <w:rPr>
-          <w:rFonts w:ascii="Noto Sans CJK KR" w:hAnsi="Noto Sans CJK KR" w:eastAsia="Noto Sans CJK KR"/>
-        </w:rPr>
-        <w:t xml:space="preserve">: </w:t>
+      </w:r>
+      <w:r>
+        <w:rPr>
+          <w:rFonts w:ascii="Noto Sans CJK KR" w:hAnsi="Noto Sans CJK KR" w:eastAsia="Noto Sans CJK KR"/>
+        </w:rPr>
+      </w:r>
+      <w:r>
+        <w:rPr>
+          <w:rFonts w:ascii="Noto Sans CJK KR" w:hAnsi="Noto Sans CJK KR" w:eastAsia="Noto Sans CJK KR"/>
+        </w:rPr>
+      </w:r>
+      <w:r>
+        <w:rPr>
+          <w:rFonts w:ascii="Noto Sans CJK KR" w:hAnsi="Noto Sans CJK KR" w:eastAsia="Noto Sans CJK KR"/>
+        </w:rPr>
       </w:r>
       <w:r>
         <w:rPr>
           <w:rStyle w:val="SourceText"/>
           <w:rFonts w:ascii="Noto Sans CJK KR" w:hAnsi="Noto Sans CJK KR" w:eastAsia="Noto Sans CJK KR"/>
         </w:rPr>
-        <w:t>2026-08-07 Asia/Seoul</w:t>
-      </w:r>
-      <w:r>
-        <w:rPr>
-          <w:rFonts w:ascii="Noto Sans CJK KR" w:hAnsi="Noto Sans CJK KR" w:eastAsia="Noto Sans CJK KR"/>
-        </w:rPr>
-        <w:t xml:space="preserve"> </w:t>
-      </w:r>
-      <w:r>
-        <w:rPr>
-          <w:rFonts w:ascii="Noto Sans CJK KR" w:hAnsi="Noto Sans CJK KR" w:eastAsia="Noto Sans CJK KR"/>
-        </w:rPr>
-        <w:t xml:space="preserve">기준 </w:t>
-      </w:r>
-      <w:r>
-        <w:rPr>
-          <w:rFonts w:ascii="Noto Sans CJK KR" w:hAnsi="Noto Sans CJK KR" w:eastAsia="Noto Sans CJK KR"/>
-        </w:rPr>
-        <w:t xml:space="preserve">Commit: </w:t>
+      </w:r>
+      <w:r>
+        <w:rPr>
+          <w:rFonts w:ascii="Noto Sans CJK KR" w:hAnsi="Noto Sans CJK KR" w:eastAsia="Noto Sans CJK KR"/>
+        </w:rPr>
+      </w:r>
+      <w:r>
+        <w:rPr>
+          <w:rFonts w:ascii="Noto Sans CJK KR" w:hAnsi="Noto Sans CJK KR" w:eastAsia="Noto Sans CJK KR"/>
+        </w:rPr>
+      </w:r>
+      <w:r>
+        <w:rPr>
+          <w:rFonts w:ascii="Noto Sans CJK KR" w:hAnsi="Noto Sans CJK KR" w:eastAsia="Noto Sans CJK KR"/>
+        </w:rPr>
       </w:r>
       <w:r>
         <w:rPr>
           <w:rStyle w:val="Strong"/>
           <w:rFonts w:ascii="Noto Sans CJK KR" w:hAnsi="Noto Sans CJK KR" w:eastAsia="Noto Sans CJK KR"/>
         </w:rPr>
-        <w:t xml:space="preserve">현재 </w:t>
       </w:r>
       <w:r>
         <w:rPr>
           <w:rStyle w:val="SourceText"/>
           <w:rFonts w:ascii="Noto Sans CJK KR" w:hAnsi="Noto Sans CJK KR" w:eastAsia="Noto Sans CJK KR"/>
         </w:rPr>
-        <w:t>master</w:t>
       </w:r>
       <w:r>
         <w:rPr>
           <w:rStyle w:val="Strong"/>
           <w:rFonts w:ascii="Noto Sans CJK KR" w:hAnsi="Noto Sans CJK KR" w:eastAsia="Noto Sans CJK KR"/>
         </w:rPr>
-        <w:t xml:space="preserve"> </w:t>
       </w:r>
       <w:r>
         <w:rPr>
           <w:rStyle w:val="Strong"/>
           <w:rFonts w:ascii="Noto Sans CJK KR" w:hAnsi="Noto Sans CJK KR" w:eastAsia="Noto Sans CJK KR"/>
         </w:rPr>
-        <w:t>구현 기준 문서</w:t>
-      </w:r>
-      <w:r>
-        <w:rPr>
-          <w:rFonts w:ascii="Noto Sans CJK KR" w:hAnsi="Noto Sans CJK KR" w:eastAsia="Noto Sans CJK KR"/>
-        </w:rPr>
-        <w:t xml:space="preserve">. Product Surface·Starter·Tool·EDU </w:t>
-      </w:r>
-      <w:r>
-        <w:rPr>
-          <w:rFonts w:ascii="Noto Sans CJK KR" w:hAnsi="Noto Sans CJK KR" w:eastAsia="Noto Sans CJK KR"/>
-        </w:rPr>
-        <w:t xml:space="preserve">식별자는 아래 기준 </w:t>
-      </w:r>
-      <w:r>
-        <w:rPr>
-          <w:rFonts w:ascii="Noto Sans CJK KR" w:hAnsi="Noto Sans CJK KR" w:eastAsia="Noto Sans CJK KR"/>
-        </w:rPr>
-        <w:t>Commit</w:t>
-      </w:r>
-      <w:r>
-        <w:rPr>
-          <w:rFonts w:ascii="Noto Sans CJK KR" w:hAnsi="Noto Sans CJK KR" w:eastAsia="Noto Sans CJK KR"/>
-        </w:rPr>
-        <w:t xml:space="preserve">의 </w:t>
-      </w:r>
-      <w:r>
-        <w:rPr>
-          <w:rFonts w:ascii="Noto Sans CJK KR" w:hAnsi="Noto Sans CJK KR" w:eastAsia="Noto Sans CJK KR"/>
-        </w:rPr>
-        <w:t xml:space="preserve">Source </w:t>
-      </w:r>
-      <w:r>
-        <w:rPr>
-          <w:rFonts w:ascii="Noto Sans CJK KR" w:hAnsi="Noto Sans CJK KR" w:eastAsia="Noto Sans CJK KR"/>
-        </w:rPr>
-        <w:t>정본과 대조한다</w:t>
-      </w:r>
-      <w:r>
-        <w:rPr>
-          <w:rFonts w:ascii="Noto Sans CJK KR" w:hAnsi="Noto Sans CJK KR" w:eastAsia="Noto Sans CJK KR"/>
-        </w:rPr>
-        <w:t>.</w:t>
+      </w:r>
+      <w:r>
+        <w:rPr>
+          <w:rFonts w:ascii="Noto Sans CJK KR" w:hAnsi="Noto Sans CJK KR" w:eastAsia="Noto Sans CJK KR"/>
+        </w:rPr>
+      </w:r>
+      <w:r>
+        <w:rPr>
+          <w:rFonts w:ascii="Noto Sans CJK KR" w:hAnsi="Noto Sans CJK KR" w:eastAsia="Noto Sans CJK KR"/>
+        </w:rPr>
+      </w:r>
+      <w:r>
+        <w:rPr>
+          <w:rFonts w:ascii="Noto Sans CJK KR" w:hAnsi="Noto Sans CJK KR" w:eastAsia="Noto Sans CJK KR"/>
+        </w:rPr>
+      </w:r>
+      <w:r>
+        <w:rPr>
+          <w:rFonts w:ascii="Noto Sans CJK KR" w:hAnsi="Noto Sans CJK KR" w:eastAsia="Noto Sans CJK KR"/>
+        </w:rPr>
+      </w:r>
+      <w:r>
+        <w:rPr>
+          <w:rFonts w:ascii="Noto Sans CJK KR" w:hAnsi="Noto Sans CJK KR" w:eastAsia="Noto Sans CJK KR"/>
+        </w:rPr>
+      </w:r>
+      <w:r>
+        <w:rPr>
+          <w:rFonts w:ascii="Noto Sans CJK KR" w:hAnsi="Noto Sans CJK KR" w:eastAsia="Noto Sans CJK KR"/>
+        </w:rPr>
+      </w:r>
+      <w:r>
+        <w:rPr>
+          <w:rFonts w:ascii="Noto Sans CJK KR" w:hAnsi="Noto Sans CJK KR" w:eastAsia="Noto Sans CJK KR"/>
+        </w:rPr>
       </w:r>
     </w:p>
     <w:tbl>
@@ -15478,6 +15456,304 @@
       </w:pPr>
       <w:r>
         <w:t>EDU 개수가 아니라 제품 Source/API/UI/Test와 고객 Public Integration의 정합성으로 인수한다.</w:t>
+      </w:r>
+    </w:p>
+    <w:p>
+      <w:pPr>
+        <w:pStyle w:val="Heading2"/>
+      </w:pPr>
+      <w:r>
+        <w:t>29. 현재 제품 검증 상태와 R6J 사용 경계</w:t>
+      </w:r>
+    </w:p>
+    <w:p>
+      <w:r>
+        <w:rPr>
+          <w:b/>
+        </w:rPr>
+        <w:t xml:space="preserve">판정 기준: </w:t>
+      </w:r>
+      <w:r>
+        <w:t xml:space="preserve">master cd5baccb02245a980e5998aa0dc9bac579fc019f (07_04), R6J QA basis 3ed676061246c9db3e44f29e254c0393ecca3929 (07_02). </w:t>
+      </w:r>
+      <w:r>
+        <w:t>07_04 Commit은 전체 프로젝트 100% Finalization Mandate와 QA Scope 보정을 추가했으며 R6J 검수 대상 Product Source는 07_02와 동일하다.</w:t>
+      </w:r>
+    </w:p>
+    <w:p>
+      <w:pPr>
+        <w:pStyle w:val="Normal"/>
+      </w:pPr>
+      <w:r>
+        <w:t>• 07_04 정책에 따라 34개 직접 Rework는 전체 개발 Scope가 아니다. 중앙 Requirement 93/93, Finding 56/56, 최상위 Requirement 전체, Runtime/GA 전체와 작업 중 자체 발견 결함까지 프로젝트 완료 범위로 본다.</w:t>
+      </w:r>
+    </w:p>
+    <w:p>
+      <w:pPr>
+        <w:pStyle w:val="BodyText"/>
+      </w:pPr>
+      <w:r>
+        <w:t>• BZA는 제품 Surface이며 generic EDU로 대체하지 않는다.</w:t>
+      </w:r>
+    </w:p>
+    <w:p>
+      <w:pPr>
+        <w:pStyle w:val="BodyText"/>
+      </w:pPr>
+      <w:r>
+        <w:t>• 현재 R6J는 retired HTTP 410 Approval GET의 active-consumer 오인, Approval 계열 mutation의 action-level permission projection, BZA browser Release evidence를 미통과/미검증으로 남긴다.</w:t>
+      </w:r>
+    </w:p>
+    <w:p>
+      <w:pPr>
+        <w:pStyle w:val="BodyText"/>
+      </w:pPr>
+      <w:r>
+        <w:t>• 메뉴 권한만으로 제출/승인/Policy/Delegation mutation을 허용하지 않는다. exact action grant가 없으면 UI와 API 모두 거부되어야 한다.</w:t>
+      </w:r>
+    </w:p>
+    <w:p>
+      <w:pPr>
+        <w:pStyle w:val="BodyText"/>
+      </w:pPr>
+      <w:r>
+        <w:t>• 실제 인증 Session의 browser role matrix가 후속 exact SHA에서 통과하기 전에는 운영 Release 승인 근거로 사용하지 않는다.</w:t>
+      </w:r>
+    </w:p>
+    <w:p>
+      <w:r>
+        <w:t>이 문서에 직접 영향을 주는 R6J 재개발 항목: 4개. 아래 항목이 후속 exact SHA에서 닫히기 전에는 해당 기능을 Release 승인 근거로 사용하지 않는다.</w:t>
+      </w:r>
+      <w:r>
+        <w:t xml:space="preserve"> 이 표는 문서 영향 매핑이며 전체 프로젝트 Scope를 제한하지 않는다.</w:t>
+      </w:r>
+    </w:p>
+    <w:tbl>
+      <w:tblPr>
+        <w:tblW w:type="auto" w:w="0"/>
+        <w:jc w:val="center"/>
+        <w:tblLook w:firstColumn="1" w:firstRow="1" w:lastColumn="0" w:lastRow="0" w:noHBand="0" w:noVBand="1" w:val="04A0"/>
+      </w:tblPr>
+      <w:tblGrid>
+        <w:gridCol w:w="3897"/>
+        <w:gridCol w:w="3897"/>
+        <w:gridCol w:w="3897"/>
+        <w:gridCol w:w="3897"/>
+      </w:tblGrid>
+      <w:tr>
+        <w:tc>
+          <w:tcPr>
+            <w:tcW w:type="dxa" w:w="3897"/>
+          </w:tcPr>
+          <w:p>
+            <w:r>
+              <w:t>ID</w:t>
+            </w:r>
+          </w:p>
+        </w:tc>
+        <w:tc>
+          <w:tcPr>
+            <w:tcW w:type="dxa" w:w="3897"/>
+          </w:tcPr>
+          <w:p>
+            <w:r>
+              <w:t>우선순위</w:t>
+            </w:r>
+          </w:p>
+        </w:tc>
+        <w:tc>
+          <w:tcPr>
+            <w:tcW w:type="dxa" w:w="3897"/>
+          </w:tcPr>
+          <w:p>
+            <w:r>
+              <w:t>영역</w:t>
+            </w:r>
+          </w:p>
+        </w:tc>
+        <w:tc>
+          <w:tcPr>
+            <w:tcW w:type="dxa" w:w="3897"/>
+          </w:tcPr>
+          <w:p>
+            <w:r>
+              <w:t>현재 조치 기준</w:t>
+            </w:r>
+          </w:p>
+        </w:tc>
+      </w:tr>
+      <w:tr>
+        <w:tc>
+          <w:tcPr>
+            <w:tcW w:type="dxa" w:w="3897"/>
+          </w:tcPr>
+          <w:p>
+            <w:r>
+              <w:t>AB-R6-013</w:t>
+            </w:r>
+          </w:p>
+        </w:tc>
+        <w:tc>
+          <w:tcPr>
+            <w:tcW w:type="dxa" w:w="3897"/>
+          </w:tcPr>
+          <w:p>
+            <w:r>
+              <w:t>P0</w:t>
+            </w:r>
+          </w:p>
+        </w:tc>
+        <w:tc>
+          <w:tcPr>
+            <w:tcW w:type="dxa" w:w="3897"/>
+          </w:tcPr>
+          <w:p>
+            <w:r>
+              <w:t>Management/Quality</w:t>
+            </w:r>
+          </w:p>
+        </w:tc>
+        <w:tc>
+          <w:tcPr>
+            <w:tcW w:type="dxa" w:w="3897"/>
+          </w:tcPr>
+          <w:p>
+            <w:r>
+              <w:t>Operation consumer Gate false-green</w:t>
+            </w:r>
+          </w:p>
+        </w:tc>
+      </w:tr>
+      <w:tr>
+        <w:tc>
+          <w:tcPr>
+            <w:tcW w:type="dxa" w:w="3897"/>
+          </w:tcPr>
+          <w:p>
+            <w:r>
+              <w:t>R6J-CENTRAL-NEW-010</w:t>
+            </w:r>
+          </w:p>
+        </w:tc>
+        <w:tc>
+          <w:tcPr>
+            <w:tcW w:type="dxa" w:w="3897"/>
+          </w:tcPr>
+          <w:p>
+            <w:r>
+              <w:t>P1</w:t>
+            </w:r>
+          </w:p>
+        </w:tc>
+        <w:tc>
+          <w:tcPr>
+            <w:tcW w:type="dxa" w:w="3897"/>
+          </w:tcPr>
+          <w:p>
+            <w:r>
+              <w:t>OpenAPI/Frontend</w:t>
+            </w:r>
+          </w:p>
+        </w:tc>
+        <w:tc>
+          <w:tcPr>
+            <w:tcW w:type="dxa" w:w="3897"/>
+          </w:tcPr>
+          <w:p>
+            <w:r>
+              <w:t>Approval backend 422와 OpenAPI/generated/UI error taxonomy drift</w:t>
+            </w:r>
+          </w:p>
+        </w:tc>
+      </w:tr>
+      <w:tr>
+        <w:tc>
+          <w:tcPr>
+            <w:tcW w:type="dxa" w:w="3897"/>
+          </w:tcPr>
+          <w:p>
+            <w:r>
+              <w:t>R6J-CENTRAL-NEW-011</w:t>
+            </w:r>
+          </w:p>
+        </w:tc>
+        <w:tc>
+          <w:tcPr>
+            <w:tcW w:type="dxa" w:w="3897"/>
+          </w:tcPr>
+          <w:p>
+            <w:r>
+              <w:t>P0</w:t>
+            </w:r>
+          </w:p>
+        </w:tc>
+        <w:tc>
+          <w:tcPr>
+            <w:tcW w:type="dxa" w:w="3897"/>
+          </w:tcPr>
+          <w:p>
+            <w:r>
+              <w:t>BZA/Frontend/Consumer</w:t>
+            </w:r>
+          </w:p>
+        </w:tc>
+        <w:tc>
+          <w:tcPr>
+            <w:tcW w:type="dxa" w:w="3897"/>
+          </w:tcPr>
+          <w:p>
+            <w:r>
+              <w:t>Retired HTTP 410 Approval GET가 active consumer로 계산됨</w:t>
+            </w:r>
+          </w:p>
+        </w:tc>
+      </w:tr>
+      <w:tr>
+        <w:tc>
+          <w:tcPr>
+            <w:tcW w:type="dxa" w:w="3897"/>
+          </w:tcPr>
+          <w:p>
+            <w:r>
+              <w:t>R6J-CENTRAL-NEW-016</w:t>
+            </w:r>
+          </w:p>
+        </w:tc>
+        <w:tc>
+          <w:tcPr>
+            <w:tcW w:type="dxa" w:w="3897"/>
+          </w:tcPr>
+          <w:p>
+            <w:r>
+              <w:t>P1</w:t>
+            </w:r>
+          </w:p>
+        </w:tc>
+        <w:tc>
+          <w:tcPr>
+            <w:tcW w:type="dxa" w:w="3897"/>
+          </w:tcPr>
+          <w:p>
+            <w:r>
+              <w:t>BZA/Frontend/Security</w:t>
+            </w:r>
+          </w:p>
+        </w:tc>
+        <w:tc>
+          <w:tcPr>
+            <w:tcW w:type="dxa" w:w="3897"/>
+          </w:tcPr>
+          <w:p>
+            <w:r>
+              <w:t>BZA Approval mutation action-level permission projection 누락</w:t>
+            </w:r>
+          </w:p>
+        </w:tc>
+      </w:tr>
+    </w:tbl>
+    <w:p>
+      <w:r>
+        <w:t>정상화 판정은 Source 존재가 아니라 실제 Consumer·권한·실패·동시성·복구가 current exact SHA에서 실행되고, generated diff 0과 Evidence hash가 결속된 결과로 한다.</w:t>
       </w:r>
     </w:p>
     <w:sectPr>

--- a/cpf-docs/guides/90_BZA매뉴얼.docx
+++ b/cpf-docs/guides/90_BZA매뉴얼.docx
@@ -369,11 +369,8 @@
             </w:tcMar>
           </w:tcPr>
           <w:p>
-            <w:pPr>
-              <w:jc w:val="center"/>
-            </w:pPr>
-            <w:r>
-              <w:t>4870b2073387 · 07_06</w:t>
+            <w:r>
+              <w:t>b4b6b18b43e9 · 07_09</w:t>
             </w:r>
           </w:p>
         </w:tc>
@@ -389,11 +386,8 @@
             </w:tcMar>
           </w:tcPr>
           <w:p>
-            <w:pPr>
-              <w:jc w:val="center"/>
-            </w:pPr>
-            <w:r>
-              <w:t>34/34 반영 · 신규 31 Action</w:t>
+            <w:r>
+              <w:t>07_08 Product Source rework · QA 재검수 대기</w:t>
             </w:r>
           </w:p>
         </w:tc>
@@ -451,7 +445,7 @@
         <w:spacing w:before="200" w:after="80"/>
       </w:pPr>
       <w:r>
-        <w:t>07_06 Final QA 반영</w:t>
+        <w:t>07_09 문서 기준 · 07_08 Product Source rework 반영</w:t>
       </w:r>
     </w:p>
     <w:tbl>
@@ -1662,6 +1656,545 @@
     <w:p>
       <w:pPr>
         <w:pStyle w:val="Heading2"/>
+      </w:pPr>
+      <w:r>
+        <w:t>0. 기능 바로 찾기 — 질문에서 해당 절로</w:t>
+      </w:r>
+    </w:p>
+    <w:tbl>
+      <w:tblPr>
+        <w:tblW w:type="auto" w:w="0"/>
+        <w:jc w:val="center"/>
+        <w:tblLook w:firstColumn="1" w:firstRow="1" w:lastColumn="0" w:lastRow="0" w:noHBand="0" w:noVBand="1" w:val="04A0"/>
+        <w:tblBorders>
+          <w:top w:val="single" w:sz="8" w:space="0" w:color="C9B458"/>
+          <w:left w:val="single" w:sz="8" w:space="0" w:color="C9B458"/>
+          <w:bottom w:val="single" w:sz="8" w:space="0" w:color="C9B458"/>
+          <w:right w:val="single" w:sz="8" w:space="0" w:color="C9B458"/>
+          <w:insideH w:val="single" w:sz="8" w:space="0" w:color="C9B458"/>
+          <w:insideV w:val="single" w:sz="8" w:space="0" w:color="C9B458"/>
+        </w:tblBorders>
+      </w:tblPr>
+      <w:tblGrid>
+        <w:gridCol w:w="15308"/>
+      </w:tblGrid>
+      <w:tr>
+        <w:tc>
+          <w:tcPr>
+            <w:tcW w:type="dxa" w:w="15308"/>
+            <w:shd w:fill="EAF2F8"/>
+            <w:tcMar>
+              <w:top w:w="120" w:type="dxa"/>
+              <w:start w:w="150" w:type="dxa"/>
+              <w:bottom w:w="120" w:type="dxa"/>
+              <w:end w:w="150" w:type="dxa"/>
+            </w:tcMar>
+          </w:tcPr>
+          <w:p>
+            <w:r>
+              <w:rPr>
+                <w:b/>
+                <w:color w:val="5F4900"/>
+                <w:sz w:val="20"/>
+              </w:rPr>
+              <w:t>이 표부터 시작</w:t>
+            </w:r>
+          </w:p>
+          <w:p>
+            <w:pPr>
+              <w:pStyle w:val="BodyText"/>
+              <w:spacing w:after="0"/>
+            </w:pPr>
+            <w:r>
+              <w:t>제품 기능명을 기준으로 바로 해당 절로 이동합니다. 메뉴/EDU 번호가 아니라 실제 업무 질문을 기준으로 구성했습니다.</w:t>
+            </w:r>
+          </w:p>
+        </w:tc>
+      </w:tr>
+    </w:tbl>
+    <w:tbl>
+      <w:tblPr>
+        <w:tblW w:type="auto" w:w="0"/>
+        <w:jc w:val="center"/>
+        <w:tblLook w:firstColumn="1" w:firstRow="1" w:lastColumn="0" w:lastRow="0" w:noHBand="0" w:noVBand="1" w:val="04A0"/>
+        <w:tblBorders>
+          <w:top w:val="single" w:sz="6" w:space="0" w:color="B7C9D6"/>
+          <w:left w:val="single" w:sz="6" w:space="0" w:color="B7C9D6"/>
+          <w:bottom w:val="single" w:sz="6" w:space="0" w:color="B7C9D6"/>
+          <w:right w:val="single" w:sz="6" w:space="0" w:color="B7C9D6"/>
+          <w:insideH w:val="single" w:sz="6" w:space="0" w:color="B7C9D6"/>
+          <w:insideV w:val="single" w:sz="6" w:space="0" w:color="B7C9D6"/>
+        </w:tblBorders>
+      </w:tblPr>
+      <w:tblGrid>
+        <w:gridCol w:w="5103"/>
+        <w:gridCol w:w="5103"/>
+        <w:gridCol w:w="5103"/>
+      </w:tblGrid>
+      <w:tr>
+        <w:trPr>
+          <w:cantSplit/>
+          <w:tblHeader w:val="true"/>
+        </w:trPr>
+        <w:tc>
+          <w:tcPr>
+            <w:tcW w:type="dxa" w:w="4104"/>
+            <w:vAlign w:val="center"/>
+            <w:tcMar>
+              <w:top w:w="90" w:type="dxa"/>
+              <w:start w:w="110" w:type="dxa"/>
+              <w:bottom w:w="90" w:type="dxa"/>
+              <w:end w:w="110" w:type="dxa"/>
+            </w:tcMar>
+            <w:shd w:fill="DCE6F1"/>
+          </w:tcPr>
+          <w:p>
+            <w:pPr>
+              <w:spacing w:after="30" w:before="30"/>
+            </w:pPr>
+            <w:r>
+              <w:rPr>
+                <w:b/>
+                <w:color w:val="1F374F"/>
+                <w:sz w:val="16"/>
+              </w:rPr>
+              <w:t>질문/기능</w:t>
+            </w:r>
+          </w:p>
+        </w:tc>
+        <w:tc>
+          <w:tcPr>
+            <w:tcW w:type="dxa" w:w="5256"/>
+            <w:vAlign w:val="center"/>
+            <w:tcMar>
+              <w:top w:w="90" w:type="dxa"/>
+              <w:start w:w="110" w:type="dxa"/>
+              <w:bottom w:w="90" w:type="dxa"/>
+              <w:end w:w="110" w:type="dxa"/>
+            </w:tcMar>
+            <w:shd w:fill="DCE6F1"/>
+          </w:tcPr>
+          <w:p>
+            <w:pPr>
+              <w:spacing w:after="30" w:before="30"/>
+            </w:pPr>
+            <w:r>
+              <w:rPr>
+                <w:b/>
+                <w:color w:val="1F374F"/>
+                <w:sz w:val="16"/>
+              </w:rPr>
+              <w:t>이 문서에서 보는 내용</w:t>
+            </w:r>
+          </w:p>
+        </w:tc>
+        <w:tc>
+          <w:tcPr>
+            <w:tcW w:type="dxa" w:w="2376"/>
+            <w:vAlign w:val="center"/>
+            <w:tcMar>
+              <w:top w:w="90" w:type="dxa"/>
+              <w:start w:w="110" w:type="dxa"/>
+              <w:bottom w:w="90" w:type="dxa"/>
+              <w:end w:w="110" w:type="dxa"/>
+            </w:tcMar>
+            <w:shd w:fill="DCE6F1"/>
+          </w:tcPr>
+          <w:p>
+            <w:pPr>
+              <w:spacing w:after="30" w:before="30"/>
+            </w:pPr>
+            <w:r>
+              <w:rPr>
+                <w:b/>
+                <w:color w:val="1F374F"/>
+                <w:sz w:val="16"/>
+              </w:rPr>
+              <w:t>상세 위치</w:t>
+            </w:r>
+          </w:p>
+        </w:tc>
+      </w:tr>
+      <w:tr>
+        <w:trPr>
+          <w:cantSplit/>
+        </w:trPr>
+        <w:tc>
+          <w:tcPr>
+            <w:tcW w:type="dxa" w:w="4104"/>
+            <w:vAlign w:val="center"/>
+            <w:tcMar>
+              <w:top w:w="90" w:type="dxa"/>
+              <w:start w:w="110" w:type="dxa"/>
+              <w:bottom w:w="90" w:type="dxa"/>
+              <w:end w:w="110" w:type="dxa"/>
+            </w:tcMar>
+          </w:tcPr>
+          <w:p>
+            <w:pPr>
+              <w:spacing w:after="30" w:before="30"/>
+            </w:pPr>
+            <w:r>
+              <w:rPr>
+                <w:sz w:val="16"/>
+              </w:rPr>
+              <w:t>조직/직원/사용자</w:t>
+            </w:r>
+          </w:p>
+        </w:tc>
+        <w:tc>
+          <w:tcPr>
+            <w:tcW w:type="dxa" w:w="5256"/>
+            <w:vAlign w:val="center"/>
+            <w:tcMar>
+              <w:top w:w="90" w:type="dxa"/>
+              <w:start w:w="110" w:type="dxa"/>
+              <w:bottom w:w="90" w:type="dxa"/>
+              <w:end w:w="110" w:type="dxa"/>
+            </w:tcMar>
+          </w:tcPr>
+          <w:p>
+            <w:pPr>
+              <w:spacing w:after="30" w:before="30"/>
+            </w:pPr>
+            <w:r>
+              <w:rPr>
+                <w:sz w:val="16"/>
+              </w:rPr>
+              <w:t>기준일/상태/관계</w:t>
+            </w:r>
+          </w:p>
+        </w:tc>
+        <w:tc>
+          <w:tcPr>
+            <w:tcW w:type="dxa" w:w="2376"/>
+            <w:vAlign w:val="center"/>
+            <w:tcMar>
+              <w:top w:w="90" w:type="dxa"/>
+              <w:start w:w="110" w:type="dxa"/>
+              <w:bottom w:w="90" w:type="dxa"/>
+              <w:end w:w="110" w:type="dxa"/>
+            </w:tcMar>
+          </w:tcPr>
+          <w:p>
+            <w:pPr>
+              <w:spacing w:after="30" w:before="30"/>
+            </w:pPr>
+            <w:r>
+              <w:rPr>
+                <w:sz w:val="16"/>
+              </w:rPr>
+              <w:t>조직·사용자 절</w:t>
+            </w:r>
+          </w:p>
+        </w:tc>
+      </w:tr>
+      <w:tr>
+        <w:trPr>
+          <w:cantSplit/>
+        </w:trPr>
+        <w:tc>
+          <w:tcPr>
+            <w:tcW w:type="dxa" w:w="4104"/>
+            <w:vAlign w:val="center"/>
+            <w:tcMar>
+              <w:top w:w="90" w:type="dxa"/>
+              <w:start w:w="110" w:type="dxa"/>
+              <w:bottom w:w="90" w:type="dxa"/>
+              <w:end w:w="110" w:type="dxa"/>
+            </w:tcMar>
+            <w:shd w:fill="F7F9FC"/>
+          </w:tcPr>
+          <w:p>
+            <w:pPr>
+              <w:spacing w:after="30" w:before="30"/>
+            </w:pPr>
+            <w:r>
+              <w:rPr>
+                <w:sz w:val="16"/>
+              </w:rPr>
+              <w:t>Role/Permission/Data Scope</w:t>
+            </w:r>
+          </w:p>
+        </w:tc>
+        <w:tc>
+          <w:tcPr>
+            <w:tcW w:type="dxa" w:w="5256"/>
+            <w:vAlign w:val="center"/>
+            <w:tcMar>
+              <w:top w:w="90" w:type="dxa"/>
+              <w:start w:w="110" w:type="dxa"/>
+              <w:bottom w:w="90" w:type="dxa"/>
+              <w:end w:w="110" w:type="dxa"/>
+            </w:tcMar>
+            <w:shd w:fill="F7F9FC"/>
+          </w:tcPr>
+          <w:p>
+            <w:pPr>
+              <w:spacing w:after="30" w:before="30"/>
+            </w:pPr>
+            <w:r>
+              <w:rPr>
+                <w:sz w:val="16"/>
+              </w:rPr>
+              <w:t>effective permission</w:t>
+            </w:r>
+          </w:p>
+        </w:tc>
+        <w:tc>
+          <w:tcPr>
+            <w:tcW w:type="dxa" w:w="2376"/>
+            <w:vAlign w:val="center"/>
+            <w:tcMar>
+              <w:top w:w="90" w:type="dxa"/>
+              <w:start w:w="110" w:type="dxa"/>
+              <w:bottom w:w="90" w:type="dxa"/>
+              <w:end w:w="110" w:type="dxa"/>
+            </w:tcMar>
+            <w:shd w:fill="F7F9FC"/>
+          </w:tcPr>
+          <w:p>
+            <w:pPr>
+              <w:spacing w:after="30" w:before="30"/>
+            </w:pPr>
+            <w:r>
+              <w:rPr>
+                <w:sz w:val="16"/>
+              </w:rPr>
+              <w:t>권한 절</w:t>
+            </w:r>
+          </w:p>
+        </w:tc>
+      </w:tr>
+      <w:tr>
+        <w:trPr>
+          <w:cantSplit/>
+        </w:trPr>
+        <w:tc>
+          <w:tcPr>
+            <w:tcW w:type="dxa" w:w="4104"/>
+            <w:vAlign w:val="center"/>
+            <w:tcMar>
+              <w:top w:w="90" w:type="dxa"/>
+              <w:start w:w="110" w:type="dxa"/>
+              <w:bottom w:w="90" w:type="dxa"/>
+              <w:end w:w="110" w:type="dxa"/>
+            </w:tcMar>
+          </w:tcPr>
+          <w:p>
+            <w:pPr>
+              <w:spacing w:after="30" w:before="30"/>
+            </w:pPr>
+            <w:r>
+              <w:rPr>
+                <w:sz w:val="16"/>
+              </w:rPr>
+              <w:t>결재/위임/대결</w:t>
+            </w:r>
+          </w:p>
+        </w:tc>
+        <w:tc>
+          <w:tcPr>
+            <w:tcW w:type="dxa" w:w="5256"/>
+            <w:vAlign w:val="center"/>
+            <w:tcMar>
+              <w:top w:w="90" w:type="dxa"/>
+              <w:start w:w="110" w:type="dxa"/>
+              <w:bottom w:w="90" w:type="dxa"/>
+              <w:end w:w="110" w:type="dxa"/>
+            </w:tcMar>
+          </w:tcPr>
+          <w:p>
+            <w:pPr>
+              <w:spacing w:after="30" w:before="30"/>
+            </w:pPr>
+            <w:r>
+              <w:rPr>
+                <w:sz w:val="16"/>
+              </w:rPr>
+              <w:t>submit/decide/delegation</w:t>
+            </w:r>
+          </w:p>
+        </w:tc>
+        <w:tc>
+          <w:tcPr>
+            <w:tcW w:type="dxa" w:w="2376"/>
+            <w:vAlign w:val="center"/>
+            <w:tcMar>
+              <w:top w:w="90" w:type="dxa"/>
+              <w:start w:w="110" w:type="dxa"/>
+              <w:bottom w:w="90" w:type="dxa"/>
+              <w:end w:w="110" w:type="dxa"/>
+            </w:tcMar>
+          </w:tcPr>
+          <w:p>
+            <w:pPr>
+              <w:spacing w:after="30" w:before="30"/>
+            </w:pPr>
+            <w:r>
+              <w:rPr>
+                <w:sz w:val="16"/>
+              </w:rPr>
+              <w:t>Approval 절</w:t>
+            </w:r>
+          </w:p>
+        </w:tc>
+      </w:tr>
+      <w:tr>
+        <w:trPr>
+          <w:cantSplit/>
+        </w:trPr>
+        <w:tc>
+          <w:tcPr>
+            <w:tcW w:type="dxa" w:w="4104"/>
+            <w:vAlign w:val="center"/>
+            <w:tcMar>
+              <w:top w:w="90" w:type="dxa"/>
+              <w:start w:w="110" w:type="dxa"/>
+              <w:bottom w:w="90" w:type="dxa"/>
+              <w:end w:w="110" w:type="dxa"/>
+            </w:tcMar>
+            <w:shd w:fill="F7F9FC"/>
+          </w:tcPr>
+          <w:p>
+            <w:pPr>
+              <w:spacing w:after="30" w:before="30"/>
+            </w:pPr>
+            <w:r>
+              <w:rPr>
+                <w:sz w:val="16"/>
+              </w:rPr>
+              <w:t>Session/Masking/Audit</w:t>
+            </w:r>
+          </w:p>
+        </w:tc>
+        <w:tc>
+          <w:tcPr>
+            <w:tcW w:type="dxa" w:w="5256"/>
+            <w:vAlign w:val="center"/>
+            <w:tcMar>
+              <w:top w:w="90" w:type="dxa"/>
+              <w:start w:w="110" w:type="dxa"/>
+              <w:bottom w:w="90" w:type="dxa"/>
+              <w:end w:w="110" w:type="dxa"/>
+            </w:tcMar>
+            <w:shd w:fill="F7F9FC"/>
+          </w:tcPr>
+          <w:p>
+            <w:pPr>
+              <w:spacing w:after="30" w:before="30"/>
+            </w:pPr>
+            <w:r>
+              <w:rPr>
+                <w:sz w:val="16"/>
+              </w:rPr>
+              <w:t>보안/개인정보</w:t>
+            </w:r>
+          </w:p>
+        </w:tc>
+        <w:tc>
+          <w:tcPr>
+            <w:tcW w:type="dxa" w:w="2376"/>
+            <w:vAlign w:val="center"/>
+            <w:tcMar>
+              <w:top w:w="90" w:type="dxa"/>
+              <w:start w:w="110" w:type="dxa"/>
+              <w:bottom w:w="90" w:type="dxa"/>
+              <w:end w:w="110" w:type="dxa"/>
+            </w:tcMar>
+            <w:shd w:fill="F7F9FC"/>
+          </w:tcPr>
+          <w:p>
+            <w:pPr>
+              <w:spacing w:after="30" w:before="30"/>
+            </w:pPr>
+            <w:r>
+              <w:rPr>
+                <w:sz w:val="16"/>
+              </w:rPr>
+              <w:t>Security 절</w:t>
+            </w:r>
+          </w:p>
+        </w:tc>
+      </w:tr>
+      <w:tr>
+        <w:trPr>
+          <w:cantSplit/>
+        </w:trPr>
+        <w:tc>
+          <w:tcPr>
+            <w:tcW w:type="dxa" w:w="4104"/>
+            <w:vAlign w:val="center"/>
+            <w:tcMar>
+              <w:top w:w="90" w:type="dxa"/>
+              <w:start w:w="110" w:type="dxa"/>
+              <w:bottom w:w="90" w:type="dxa"/>
+              <w:end w:w="110" w:type="dxa"/>
+            </w:tcMar>
+          </w:tcPr>
+          <w:p>
+            <w:pPr>
+              <w:spacing w:after="30" w:before="30"/>
+            </w:pPr>
+            <w:r>
+              <w:rPr>
+                <w:sz w:val="16"/>
+              </w:rPr>
+              <w:t>업무 Domain 연계</w:t>
+            </w:r>
+          </w:p>
+        </w:tc>
+        <w:tc>
+          <w:tcPr>
+            <w:tcW w:type="dxa" w:w="5256"/>
+            <w:vAlign w:val="center"/>
+            <w:tcMar>
+              <w:top w:w="90" w:type="dxa"/>
+              <w:start w:w="110" w:type="dxa"/>
+              <w:bottom w:w="90" w:type="dxa"/>
+              <w:end w:w="110" w:type="dxa"/>
+            </w:tcMar>
+          </w:tcPr>
+          <w:p>
+            <w:pPr>
+              <w:spacing w:after="30" w:before="30"/>
+            </w:pPr>
+            <w:r>
+              <w:rPr>
+                <w:sz w:val="16"/>
+              </w:rPr>
+              <w:t>BZA와 업무 Owner 경계</w:t>
+            </w:r>
+          </w:p>
+        </w:tc>
+        <w:tc>
+          <w:tcPr>
+            <w:tcW w:type="dxa" w:w="2376"/>
+            <w:vAlign w:val="center"/>
+            <w:tcMar>
+              <w:top w:w="90" w:type="dxa"/>
+              <w:start w:w="110" w:type="dxa"/>
+              <w:bottom w:w="90" w:type="dxa"/>
+              <w:end w:w="110" w:type="dxa"/>
+            </w:tcMar>
+          </w:tcPr>
+          <w:p>
+            <w:pPr>
+              <w:spacing w:after="30" w:before="30"/>
+            </w:pPr>
+            <w:r>
+              <w:rPr>
+                <w:sz w:val="16"/>
+              </w:rPr>
+              <w:t>연계 절</w:t>
+            </w:r>
+          </w:p>
+        </w:tc>
+      </w:tr>
+    </w:tbl>
+    <w:p>
+      <w:pPr>
+        <w:pStyle w:val="Heading2"/>
         <w:keepNext/>
         <w:bidi w:val="0"/>
         <w:ind w:hanging="0" w:left="0" w:right="0"/>
@@ -3385,6 +3918,22 @@
           <w:color w:val="17212B"/>
         </w:rPr>
         <w:t>.</w:t>
+      </w:r>
+    </w:p>
+    <w:p>
+      <w:pPr>
+        <w:pStyle w:val="Heading3"/>
+      </w:pPr>
+      <w:r>
+        <w:t>7.1 SIMULATE Permission 현재 계약</w:t>
+      </w:r>
+    </w:p>
+    <w:p>
+      <w:pPr>
+        <w:pStyle w:val="CPFCallout"/>
+      </w:pPr>
+      <w:r>
+        <w:t>SIMULATE action grant 경계 · GET /api/bza/backoffice/permissions/effective, POST /api/bza/permissions/simulate, POST /api/bza/approvals/simulate는 bza-permission-manifest.json에서 모두 SIMULATE로 매핑된다. 실효 권한 조회/권한 Simulation/결재 Simulation은 화면 진입 권한이나 APPROVAL:WRITE/DECIDE를 대신하지 않는다. Frontend는 generated typed client와 action permission을 사용하며, Legacy /api/bza/backoffice/approvals/**는 @Hidden 410 compatibility 경계다. 인증 Browser role matrix는 미검증이다.</w:t>
       </w:r>
     </w:p>
     <w:p>
@@ -17035,12 +17584,7 @@
         <w:rPr/>
       </w:pPr>
       <w:r>
-        <w:rPr>
-          <w:rFonts w:ascii="NanumBarunGothic" w:hAnsi="NanumBarunGothic" w:eastAsia="NanumBarunGothic"/>
-          <w:color w:val="17212B"/>
-          <w:sz w:val="18"/>
-        </w:rPr>
-        <w:t>BZA 제품 기능은 BZA Source/API/Frontend/SQL/Test에서 검증하며 EDU 수량으로 완료를 판정하지 않는다. 07_05 Approval UI는 결정 작업을 APPROVAL:DECIDE, 상신·철회·취소·재상신·기한만료·정책·위임 변경을 APPROVAL:WRITE로 통제한다.</w:t>
+        <w:t>BZA 제품 기능은 BZA Source/API/Frontend/SQL/Test에서 검증하며 EDU 수량으로 완료를 판정하지 않는다. 현재 Approval UI는 결정 작업을 APPROVAL:DECIDE, 상신·철회·취소·재상신·기한만료·정책·위임 변경을 APPROVAL:WRITE로 통제한다.</w:t>
       </w:r>
     </w:p>
     <w:p>
@@ -19792,7 +20336,7 @@
         <w:pStyle w:val="CPFCallout"/>
       </w:pPr>
       <w:r>
-        <w:t>07_06 Final QA 중앙 Merge: 현재 master는 07_05 제품 Source 위에 QA/Control 산출물을 추가한 Commit이며 Product Source 변경은 없다. Final verdict는 FAIL / REDEVELOPMENT REQUIRED + UNVERIFIED / RELEASE_BLOCKED다. Canonical 완료 분모는 169 Requirement이고, 신규 독립 개발 Action은 31개(P0 22 / P1 9)다. 전체 Scope는 169 Requirement + 기존 56 Finding + 신규 31 + self-found + Runtime 13 + 개발 중 추가 발견 전체이며, 34/34 direct rework 구현 사실만으로 완료 판정하지 않는다.</w:t>
+        <w:t>현재 master 기준은 b4b6b18b43e9(07_09)이며 실제 Product Source 변경 기준은 f0aa49f29cba(07_08)이다. Developer current-state 보고에서는 Canonical 169, 중앙 Action 31, 기존 Finding 56에 대한 Source 구현/재점검을 마쳤다고 기록한다. 중앙 Release 판단은 UNVERIFIED / RELEASE_BLOCKED이며 Java 25·Gradle 9.1 exact-SHA clean build, live Oracle/PostgreSQL/MariaDB, 인증 Browser, 2+ instance/process-kill, Broker/Network/DB fault, 성능·보안·DR, Generator fresh-consumer, ADM 전체 Runtime consumer, 독립 Codex, multi-system Transaction/Logging E2E와 QA A/B·Special Review 재검수가 남아 있다.</w:t>
       </w:r>
     </w:p>
     <w:p>
@@ -19800,7 +20344,7 @@
         <w:pStyle w:val="CPFCallout"/>
       </w:pPr>
       <w:r>
-        <w:t>BZA Final QA: retired 410 API가 active OpenAPI 200 operation으로 노출되는 문제, 표준 401/403/404/409/422/429/500/503 계약 부족, Approval Simulation의 명시적 SIMULATE permission/generated client 부재가 후속 재개발 대상이다.</w:t>
+        <w:t>현재 Product Source는 Legacy 직접 결재 410 API를 @Hidden 처리해 active OpenAPI/generated client에서 제외하고, 표준 error contract와 Approval Simulation의 SIMULATE action permission/generated client를 보강했다. bza-permission-manifest에서 approvals/simulate POST는 SIMULATE로 매핑된다. 인증 Browser role matrix는 미검증이다.</w:t>
       </w:r>
     </w:p>
     <w:p>
@@ -19824,12 +20368,7 @@
         <w:ind w:left="198" w:hanging="102"/>
       </w:pPr>
       <w:r>
-        <w:rPr>
-          <w:rFonts w:ascii="NanumBarunGothic" w:hAnsi="NanumBarunGothic" w:eastAsia="NanumBarunGothic"/>
-          <w:color w:val="17212B"/>
-          <w:sz w:val="18"/>
-        </w:rPr>
-        <w:t>• 07_05 Source에서 BZA Approval active consumer/permission projection이 보완됐다. APPROVAL:WRITE/DECIDE 권한은 UI와 요청 경계에서 확인하며, 실제 인증 Browser role matrix는 미검증이다.</w:t>
+        <w:t>• 현재 Product Source에서 BZA Approval consumer/permission/generated client가 보강됐다. APPROVAL:WRITE/DECIDE/SIMULATE는 UI와 서버 요청 경계를 함께 확인하며 실제 인증 Browser role matrix는 미검증이다.</w:t>
       </w:r>
     </w:p>
     <w:p>
@@ -19858,6 +20397,14 @@
           <w:color w:val="17212B"/>
         </w:rPr>
         <w:t>• 실제 인증 Session의 browser role matrix가 후속 exact SHA에서 통과하기 전에는 운영 Release 승인 근거로 사용하지 않는다.</w:t>
+      </w:r>
+    </w:p>
+    <w:p>
+      <w:pPr>
+        <w:pStyle w:val="CPFCaption"/>
+      </w:pPr>
+      <w:r>
+        <w:t>문서 기준: master b4b6b18b43e9 (07_09). Product Source 기준은 f0aa49f29cba (07_08)이며 중앙 Release 상태는 UNVERIFIED / RELEASE_BLOCKED이다.</w:t>
       </w:r>
     </w:p>
     <w:sectPr>
@@ -20027,7 +20574,7 @@
       </w:pBdr>
     </w:pPr>
     <w:r>
-      <w:t>CPF BZA 매뉴얼   |   Master 07_06 · 4870b2073387</w:t>
+      <w:t>CPF BZA 매뉴얼   |   Master 07_09 · b4b6b18b43e9</w:t>
     </w:r>
   </w:p>
 </w:hdr>
